--- a/docs/Progress Report - Heterogeneous OS Benchmarking on the Arduino UNO Q.docx
+++ b/docs/Progress Report - Heterogeneous OS Benchmarking on the Arduino UNO Q.docx
@@ -20,7 +20,7 @@
     </w:p>
     <w:p>
       <w:r>
-        <w:t>We test whether a 10 ms control loop keeps its deadlines under heavy Linux load in three OS setups on one Arduino UNO Q. The board pairs a Qualcomm QRB2210 (4× Cortex-A53, Debian 13 Linux) with an STM32U585 (Cortex-M33 at 160 MHz, Zephyr RTOS). The test workload is a Prescriptive Maintenance pipeline: CWRU bearing vibration frames → 1024-point FFT → motor speed setpoint.</w:t>
+        <w:t xml:space="preserve">We test whether a 10 ms control loop keeps its deadlines under heavy Linux load in three OS setups on one Arduino UNO Q, which pairs a Qualcomm QRB2210 (4× Cortex-A53, Debian 13 Linux) with an STM32U585 (Cortex-M33 at 160 MHz, Zephyr RTOS). The workload is a Prescriptive Maintenance pipeline: CWRU bearing vibration frames → 1024-point FFT → motor speed setpoint.</w:t>
       </w:r>
     </w:p>
     <w:p>
@@ -96,13 +96,17 @@
       </w:r>
     </w:p>
     <w:p>
+      <w:pPr>
+        <w:spacing w:after="0"/>
+        <w:jc w:val="center"/>
+      </w:pPr>
       <w:r>
         <w:rPr>
           <w:noProof/>
         </w:rPr>
         <w:drawing>
           <wp:inline distT="0" distB="0" distL="0" distR="0" wp14:anchorId="1B5153CD" wp14:editId="1B5153CE">
-            <wp:extent cx="5486400" cy="3518807"/>
+            <wp:extent cx="3657600" cy="2345871"/>
             <wp:effectExtent l="0" t="0" r="0" b="0"/>
             <wp:docPr id="1" name="image1" descr="Experiment architecture · Configs A/B vs Config C baseline; Phase 5 link not yet built"/>
             <wp:cNvGraphicFramePr/>
@@ -122,7 +126,7 @@
                   <pic:spPr>
                     <a:xfrm>
                       <a:off x="0" y="0"/>
-                      <a:ext cx="5486400" cy="3518807"/>
+                      <a:ext cx="3657600" cy="2345871"/>
                     </a:xfrm>
                     <a:prstGeom prst="rect">
                       <a:avLst/>
@@ -136,27 +140,17 @@
       </w:r>
     </w:p>
     <w:p>
-      <w:r>
-        <w:t>Experiment architecture</w:t>
-      </w:r>
-      <w:r>
-        <w:t xml:space="preserve">: </w:t>
-      </w:r>
-      <w:r>
-        <w:t>Configs A/B vs Config C baseline</w:t>
-      </w:r>
-    </w:p>
-    <w:p>
-      <w:r>
-        <w:t xml:space="preserve">In A and </w:t>
-      </w:r>
-      <w:proofErr w:type="gramStart"/>
-      <w:r>
-        <w:t>B</w:t>
-      </w:r>
-      <w:proofErr w:type="gramEnd"/>
-      <w:r>
-        <w:t xml:space="preserve"> the stress load shares the scheduler, the CPU core and memory with the control loop. In C it stays on the Linux chip; only the planned Phase 5 setpoint link will cross to the MCU.</w:t>
+      <w:pPr>
+        <w:spacing w:after="80"/>
+        <w:jc w:val="center"/>
+      </w:pPr>
+      <w:r>
+        <w:rPr>
+          <w:i/>
+          <w:color w:val="595959"/>
+          <w:sz w:val="16"/>
+        </w:rPr>
+        <w:t xml:space="preserve">Experiment architecture: Configs A/B vs Config C baseline</w:t>
       </w:r>
     </w:p>
     <w:p>
@@ -190,14 +184,20 @@
     <w:tbl>
       <w:tblPr>
         <w:tblStyle w:val="TableGrid"/>
-        <w:tblW w:w="0" w:type="auto"/>
+        <w:tblW w:w="10224" w:type="dxa"/>
         <w:tblLayout w:type="fixed"/>
+        <w:tblCellMar>
+          <w:top w:w="15" w:type="dxa"/>
+          <w:left w:w="70" w:type="dxa"/>
+          <w:bottom w:w="15" w:type="dxa"/>
+          <w:right w:w="70" w:type="dxa"/>
+        </w:tblCellMar>
         <w:tblLook w:val="0420" w:firstRow="1" w:lastRow="0" w:firstColumn="0" w:lastColumn="0" w:noHBand="0" w:noVBand="1"/>
       </w:tblPr>
       <w:tblGrid>
-        <w:gridCol w:w="1303"/>
-        <w:gridCol w:w="4920"/>
-        <w:gridCol w:w="3137"/>
+        <w:gridCol w:w="1125"/>
+        <w:gridCol w:w="7157"/>
+        <w:gridCol w:w="1942"/>
       </w:tblGrid>
       <w:tr>
         <w:trPr>
@@ -205,33 +205,54 @@
         </w:trPr>
         <w:tc>
           <w:tcPr>
-            <w:tcW w:w="1303" w:type="dxa"/>
+            <w:tcW w:w="1125" w:type="dxa"/>
             <w:shd w:val="clear" w:color="auto" w:fill="F2F2F2"/>
           </w:tcPr>
           <w:p>
-            <w:r>
+            <w:pPr>
+              <w:spacing w:after="0" w:line="240" w:lineRule="auto"/>
+            </w:pPr>
+            <w:r>
+              <w:rPr>
+                <w:sz w:val="17"/>
+                <w:szCs w:val="17"/>
+              </w:rPr>
               <w:t>WBS</w:t>
             </w:r>
           </w:p>
         </w:tc>
         <w:tc>
           <w:tcPr>
-            <w:tcW w:w="4920" w:type="dxa"/>
+            <w:tcW w:w="7157" w:type="dxa"/>
             <w:shd w:val="clear" w:color="auto" w:fill="F2F2F2"/>
           </w:tcPr>
           <w:p>
-            <w:r>
+            <w:pPr>
+              <w:spacing w:after="0" w:line="240" w:lineRule="auto"/>
+            </w:pPr>
+            <w:r>
+              <w:rPr>
+                <w:sz w:val="17"/>
+                <w:szCs w:val="17"/>
+              </w:rPr>
               <w:t>Work</w:t>
             </w:r>
           </w:p>
         </w:tc>
         <w:tc>
           <w:tcPr>
-            <w:tcW w:w="3137" w:type="dxa"/>
+            <w:tcW w:w="1942" w:type="dxa"/>
             <w:shd w:val="clear" w:color="auto" w:fill="F2F2F2"/>
           </w:tcPr>
           <w:p>
-            <w:r>
+            <w:pPr>
+              <w:spacing w:after="0" w:line="240" w:lineRule="auto"/>
+            </w:pPr>
+            <w:r>
+              <w:rPr>
+                <w:sz w:val="17"/>
+                <w:szCs w:val="17"/>
+              </w:rPr>
               <w:t>Status</w:t>
             </w:r>
           </w:p>
@@ -240,57 +261,96 @@
       <w:tr>
         <w:tc>
           <w:tcPr>
-            <w:tcW w:w="1303" w:type="dxa"/>
-          </w:tcPr>
-          <w:p>
-            <w:r>
+            <w:tcW w:w="1125" w:type="dxa"/>
+          </w:tcPr>
+          <w:p>
+            <w:pPr>
+              <w:spacing w:after="0" w:line="240" w:lineRule="auto"/>
+            </w:pPr>
+            <w:r>
+              <w:rPr>
+                <w:sz w:val="17"/>
+                <w:szCs w:val="17"/>
+              </w:rPr>
               <w:t>P2.1–P2.2</w:t>
             </w:r>
           </w:p>
         </w:tc>
         <w:tc>
           <w:tcPr>
-            <w:tcW w:w="4920" w:type="dxa"/>
-          </w:tcPr>
-          <w:p>
-            <w:r>
+            <w:tcW w:w="7157" w:type="dxa"/>
+          </w:tcPr>
+          <w:p>
+            <w:pPr>
+              <w:spacing w:after="0" w:line="240" w:lineRule="auto"/>
+            </w:pPr>
+            <w:r>
+              <w:rPr>
+                <w:sz w:val="17"/>
+                <w:szCs w:val="17"/>
+              </w:rPr>
               <w:t>Board access over ADB; Debian 13, kernel 6.16.7 (</w:t>
             </w:r>
             <w:r>
               <w:rPr>
                 <w:rStyle w:val="CodeChar"/>
+                <w:sz w:val="17"/>
+                <w:szCs w:val="17"/>
               </w:rPr>
               <w:t>PREEMPT</w:t>
             </w:r>
             <w:r>
+              <w:rPr>
+                <w:sz w:val="17"/>
+                <w:szCs w:val="17"/>
+              </w:rPr>
               <w:t xml:space="preserve">, not </w:t>
             </w:r>
             <w:r>
               <w:rPr>
                 <w:rStyle w:val="CodeChar"/>
+                <w:sz w:val="17"/>
+                <w:szCs w:val="17"/>
               </w:rPr>
               <w:t>PREEMPT_RT</w:t>
             </w:r>
             <w:r>
+              <w:rPr>
+                <w:sz w:val="17"/>
+                <w:szCs w:val="17"/>
+              </w:rPr>
               <w:t xml:space="preserve">); </w:t>
             </w:r>
             <w:r>
               <w:rPr>
                 <w:rStyle w:val="CodeChar"/>
+                <w:sz w:val="17"/>
+                <w:szCs w:val="17"/>
               </w:rPr>
               <w:t>stress-ng</w:t>
             </w:r>
             <w:r>
+              <w:rPr>
+                <w:sz w:val="17"/>
+                <w:szCs w:val="17"/>
+              </w:rPr>
               <w:t>, build tools</w:t>
             </w:r>
           </w:p>
         </w:tc>
         <w:tc>
           <w:tcPr>
-            <w:tcW w:w="3137" w:type="dxa"/>
-          </w:tcPr>
-          <w:p>
-            <w:r>
+            <w:tcW w:w="1942" w:type="dxa"/>
+          </w:tcPr>
+          <w:p>
+            <w:pPr>
+              <w:spacing w:after="0" w:line="240" w:lineRule="auto"/>
+            </w:pPr>
+            <w:r>
+              <w:rPr>
+                <w:sz w:val="17"/>
+                <w:szCs w:val="17"/>
+              </w:rPr>
               <w:t>Done</w:t>
             </w:r>
           </w:p>
@@ -299,30 +359,51 @@
       <w:tr>
         <w:tc>
           <w:tcPr>
-            <w:tcW w:w="1303" w:type="dxa"/>
-          </w:tcPr>
-          <w:p>
-            <w:r>
+            <w:tcW w:w="1125" w:type="dxa"/>
+          </w:tcPr>
+          <w:p>
+            <w:pPr>
+              <w:spacing w:after="0" w:line="240" w:lineRule="auto"/>
+            </w:pPr>
+            <w:r>
+              <w:rPr>
+                <w:sz w:val="17"/>
+                <w:szCs w:val="17"/>
+              </w:rPr>
               <w:t>P2.1b</w:t>
             </w:r>
           </w:p>
         </w:tc>
         <w:tc>
           <w:tcPr>
-            <w:tcW w:w="4920" w:type="dxa"/>
-          </w:tcPr>
-          <w:p>
-            <w:r>
+            <w:tcW w:w="7157" w:type="dxa"/>
+          </w:tcPr>
+          <w:p>
+            <w:pPr>
+              <w:spacing w:after="0" w:line="240" w:lineRule="auto"/>
+            </w:pPr>
+            <w:r>
+              <w:rPr>
+                <w:sz w:val="17"/>
+                <w:szCs w:val="17"/>
+              </w:rPr>
               <w:t>Linux↔MCU link identified: Arduino RouterBridge (RPC over the internal serial link)</w:t>
             </w:r>
           </w:p>
         </w:tc>
         <w:tc>
           <w:tcPr>
-            <w:tcW w:w="3137" w:type="dxa"/>
-          </w:tcPr>
-          <w:p>
-            <w:r>
+            <w:tcW w:w="1942" w:type="dxa"/>
+          </w:tcPr>
+          <w:p>
+            <w:pPr>
+              <w:spacing w:after="0" w:line="240" w:lineRule="auto"/>
+            </w:pPr>
+            <w:r>
+              <w:rPr>
+                <w:sz w:val="17"/>
+                <w:szCs w:val="17"/>
+              </w:rPr>
               <w:t>Done</w:t>
             </w:r>
           </w:p>
@@ -331,30 +412,51 @@
       <w:tr>
         <w:tc>
           <w:tcPr>
-            <w:tcW w:w="1303" w:type="dxa"/>
-          </w:tcPr>
-          <w:p>
-            <w:r>
+            <w:tcW w:w="1125" w:type="dxa"/>
+          </w:tcPr>
+          <w:p>
+            <w:pPr>
+              <w:spacing w:after="0" w:line="240" w:lineRule="auto"/>
+            </w:pPr>
+            <w:r>
+              <w:rPr>
+                <w:sz w:val="17"/>
+                <w:szCs w:val="17"/>
+              </w:rPr>
               <w:t>P2.3</w:t>
             </w:r>
           </w:p>
         </w:tc>
         <w:tc>
           <w:tcPr>
-            <w:tcW w:w="4920" w:type="dxa"/>
-          </w:tcPr>
-          <w:p>
-            <w:r>
+            <w:tcW w:w="7157" w:type="dxa"/>
+          </w:tcPr>
+          <w:p>
+            <w:pPr>
+              <w:spacing w:after="0" w:line="240" w:lineRule="auto"/>
+            </w:pPr>
+            <w:r>
+              <w:rPr>
+                <w:sz w:val="17"/>
+                <w:szCs w:val="17"/>
+              </w:rPr>
               <w:t>CWRU dataset: 4 recordings (normal, inner race, ball, outer race), 1024-sample windows, 100 replay frames</w:t>
             </w:r>
           </w:p>
         </w:tc>
         <w:tc>
           <w:tcPr>
-            <w:tcW w:w="3137" w:type="dxa"/>
-          </w:tcPr>
-          <w:p>
-            <w:r>
+            <w:tcW w:w="1942" w:type="dxa"/>
+          </w:tcPr>
+          <w:p>
+            <w:pPr>
+              <w:spacing w:after="0" w:line="240" w:lineRule="auto"/>
+            </w:pPr>
+            <w:r>
+              <w:rPr>
+                <w:sz w:val="17"/>
+                <w:szCs w:val="17"/>
+              </w:rPr>
               <w:t>Done</w:t>
             </w:r>
           </w:p>
@@ -363,53 +465,66 @@
       <w:tr>
         <w:tc>
           <w:tcPr>
-            <w:tcW w:w="1303" w:type="dxa"/>
-          </w:tcPr>
-          <w:p>
-            <w:r>
+            <w:tcW w:w="1125" w:type="dxa"/>
+          </w:tcPr>
+          <w:p>
+            <w:pPr>
+              <w:spacing w:after="0" w:line="240" w:lineRule="auto"/>
+            </w:pPr>
+            <w:r>
+              <w:rPr>
+                <w:sz w:val="17"/>
+                <w:szCs w:val="17"/>
+              </w:rPr>
               <w:t>P2.4</w:t>
             </w:r>
           </w:p>
         </w:tc>
         <w:tc>
           <w:tcPr>
-            <w:tcW w:w="4920" w:type="dxa"/>
-          </w:tcPr>
-          <w:p>
-            <w:r>
+            <w:tcW w:w="7157" w:type="dxa"/>
+          </w:tcPr>
+          <w:p>
+            <w:pPr>
+              <w:spacing w:after="0" w:line="240" w:lineRule="auto"/>
+            </w:pPr>
+            <w:r>
+              <w:rPr>
+                <w:sz w:val="17"/>
+                <w:szCs w:val="17"/>
+              </w:rPr>
               <w:t xml:space="preserve">Dual-thread C benchmark: 10 ms </w:t>
             </w:r>
             <w:r>
               <w:rPr>
                 <w:rStyle w:val="CodeChar"/>
-              </w:rPr>
-              <w:t>clock_</w:t>
-            </w:r>
-            <w:proofErr w:type="gramStart"/>
-            <w:r>
-              <w:rPr>
-                <w:rStyle w:val="CodeChar"/>
-              </w:rPr>
-              <w:t>nanosleep(</w:t>
-            </w:r>
-            <w:proofErr w:type="gramEnd"/>
-            <w:r>
-              <w:rPr>
-                <w:rStyle w:val="CodeChar"/>
-              </w:rPr>
-              <w:t>TIMER_ABSTIME)</w:t>
-            </w:r>
-            <w:r>
+                <w:sz w:val="17"/>
+                <w:szCs w:val="17"/>
+              </w:rPr>
+              <w:t>clock_nanosleep(TIMER_ABSTIME)</w:t>
+            </w:r>
+            <w:r>
+              <w:rPr>
+                <w:sz w:val="17"/>
+                <w:szCs w:val="17"/>
+              </w:rPr>
               <w:t xml:space="preserve"> thread + FFT thread, all timestamps buffered in RAM</w:t>
             </w:r>
           </w:p>
         </w:tc>
         <w:tc>
           <w:tcPr>
-            <w:tcW w:w="3137" w:type="dxa"/>
-          </w:tcPr>
-          <w:p>
-            <w:r>
+            <w:tcW w:w="1942" w:type="dxa"/>
+          </w:tcPr>
+          <w:p>
+            <w:pPr>
+              <w:spacing w:after="0" w:line="240" w:lineRule="auto"/>
+            </w:pPr>
+            <w:r>
+              <w:rPr>
+                <w:sz w:val="17"/>
+                <w:szCs w:val="17"/>
+              </w:rPr>
               <w:t>Done</w:t>
             </w:r>
           </w:p>
@@ -418,39 +533,66 @@
       <w:tr>
         <w:tc>
           <w:tcPr>
-            <w:tcW w:w="1303" w:type="dxa"/>
-          </w:tcPr>
-          <w:p>
-            <w:r>
+            <w:tcW w:w="1125" w:type="dxa"/>
+          </w:tcPr>
+          <w:p>
+            <w:pPr>
+              <w:spacing w:after="0" w:line="240" w:lineRule="auto"/>
+            </w:pPr>
+            <w:r>
+              <w:rPr>
+                <w:sz w:val="17"/>
+                <w:szCs w:val="17"/>
+              </w:rPr>
               <w:t>P2.5–P2.7</w:t>
             </w:r>
           </w:p>
         </w:tc>
         <w:tc>
           <w:tcPr>
-            <w:tcW w:w="4920" w:type="dxa"/>
-          </w:tcPr>
-          <w:p>
-            <w:r>
+            <w:tcW w:w="7157" w:type="dxa"/>
+          </w:tcPr>
+          <w:p>
+            <w:pPr>
+              <w:spacing w:after="0" w:line="240" w:lineRule="auto"/>
+            </w:pPr>
+            <w:r>
+              <w:rPr>
+                <w:sz w:val="17"/>
+                <w:szCs w:val="17"/>
+              </w:rPr>
               <w:t xml:space="preserve">Configs A and B at 0/50/100 % stress, 10,000 cycles each; Tests 1–5 (I/O, endurance, affinity, </w:t>
             </w:r>
             <w:r>
               <w:rPr>
                 <w:rStyle w:val="CodeChar"/>
+                <w:sz w:val="17"/>
+                <w:szCs w:val="17"/>
               </w:rPr>
               <w:t>mlock</w:t>
             </w:r>
             <w:r>
+              <w:rPr>
+                <w:sz w:val="17"/>
+                <w:szCs w:val="17"/>
+              </w:rPr>
               <w:t>, FIFO vs RR)</w:t>
             </w:r>
           </w:p>
         </w:tc>
         <w:tc>
           <w:tcPr>
-            <w:tcW w:w="3137" w:type="dxa"/>
-          </w:tcPr>
-          <w:p>
-            <w:r>
+            <w:tcW w:w="1942" w:type="dxa"/>
+          </w:tcPr>
+          <w:p>
+            <w:pPr>
+              <w:spacing w:after="0" w:line="240" w:lineRule="auto"/>
+            </w:pPr>
+            <w:r>
+              <w:rPr>
+                <w:sz w:val="17"/>
+                <w:szCs w:val="17"/>
+              </w:rPr>
               <w:t>Done</w:t>
             </w:r>
           </w:p>
@@ -459,39 +601,66 @@
       <w:tr>
         <w:tc>
           <w:tcPr>
-            <w:tcW w:w="1303" w:type="dxa"/>
-          </w:tcPr>
-          <w:p>
-            <w:r>
+            <w:tcW w:w="1125" w:type="dxa"/>
+          </w:tcPr>
+          <w:p>
+            <w:pPr>
+              <w:spacing w:after="0" w:line="240" w:lineRule="auto"/>
+            </w:pPr>
+            <w:r>
+              <w:rPr>
+                <w:sz w:val="17"/>
+                <w:szCs w:val="17"/>
+              </w:rPr>
               <w:t>P2.8</w:t>
             </w:r>
           </w:p>
         </w:tc>
         <w:tc>
           <w:tcPr>
-            <w:tcW w:w="4920" w:type="dxa"/>
-          </w:tcPr>
-          <w:p>
-            <w:r>
+            <w:tcW w:w="7157" w:type="dxa"/>
+          </w:tcPr>
+          <w:p>
+            <w:pPr>
+              <w:spacing w:after="0" w:line="240" w:lineRule="auto"/>
+            </w:pPr>
+            <w:r>
+              <w:rPr>
+                <w:sz w:val="17"/>
+                <w:szCs w:val="17"/>
+              </w:rPr>
               <w:t>Analysis pipeline (</w:t>
             </w:r>
             <w:r>
               <w:rPr>
                 <w:rStyle w:val="CodeChar"/>
+                <w:sz w:val="17"/>
+                <w:szCs w:val="17"/>
               </w:rPr>
               <w:t>analyze_latency.py</w:t>
             </w:r>
             <w:r>
+              <w:rPr>
+                <w:sz w:val="17"/>
+                <w:szCs w:val="17"/>
+              </w:rPr>
               <w:t>) with unit tests</w:t>
             </w:r>
           </w:p>
         </w:tc>
         <w:tc>
           <w:tcPr>
-            <w:tcW w:w="3137" w:type="dxa"/>
-          </w:tcPr>
-          <w:p>
-            <w:r>
+            <w:tcW w:w="1942" w:type="dxa"/>
+          </w:tcPr>
+          <w:p>
+            <w:pPr>
+              <w:spacing w:after="0" w:line="240" w:lineRule="auto"/>
+            </w:pPr>
+            <w:r>
+              <w:rPr>
+                <w:sz w:val="17"/>
+                <w:szCs w:val="17"/>
+              </w:rPr>
               <w:t>Done</w:t>
             </w:r>
           </w:p>
@@ -500,30 +669,51 @@
       <w:tr>
         <w:tc>
           <w:tcPr>
-            <w:tcW w:w="1303" w:type="dxa"/>
-          </w:tcPr>
-          <w:p>
-            <w:r>
+            <w:tcW w:w="1125" w:type="dxa"/>
+          </w:tcPr>
+          <w:p>
+            <w:pPr>
+              <w:spacing w:after="0" w:line="240" w:lineRule="auto"/>
+            </w:pPr>
+            <w:r>
+              <w:rPr>
+                <w:sz w:val="17"/>
+                <w:szCs w:val="17"/>
+              </w:rPr>
               <w:t>P4.5</w:t>
             </w:r>
           </w:p>
         </w:tc>
         <w:tc>
           <w:tcPr>
-            <w:tcW w:w="4920" w:type="dxa"/>
-          </w:tcPr>
-          <w:p>
-            <w:r>
+            <w:tcW w:w="7157" w:type="dxa"/>
+          </w:tcPr>
+          <w:p>
+            <w:pPr>
+              <w:spacing w:after="0" w:line="240" w:lineRule="auto"/>
+            </w:pPr>
+            <w:r>
+              <w:rPr>
+                <w:sz w:val="17"/>
+                <w:szCs w:val="17"/>
+              </w:rPr>
               <w:t>Config C baseline: MCU loop with DWT cycle-counter timestamps, cross-checked by a second UNO Q timing pin D2; 10,000 cycles × 3 stress tiers</w:t>
             </w:r>
           </w:p>
         </w:tc>
         <w:tc>
           <w:tcPr>
-            <w:tcW w:w="3137" w:type="dxa"/>
-          </w:tcPr>
-          <w:p>
-            <w:r>
+            <w:tcW w:w="1942" w:type="dxa"/>
+          </w:tcPr>
+          <w:p>
+            <w:pPr>
+              <w:spacing w:after="0" w:line="240" w:lineRule="auto"/>
+            </w:pPr>
+            <w:r>
+              <w:rPr>
+                <w:sz w:val="17"/>
+                <w:szCs w:val="17"/>
+              </w:rPr>
               <w:t>Done (no IPC)</w:t>
             </w:r>
           </w:p>
@@ -532,39 +722,66 @@
       <w:tr>
         <w:tc>
           <w:tcPr>
-            <w:tcW w:w="1303" w:type="dxa"/>
-          </w:tcPr>
-          <w:p>
-            <w:r>
+            <w:tcW w:w="1125" w:type="dxa"/>
+          </w:tcPr>
+          <w:p>
+            <w:pPr>
+              <w:spacing w:after="0" w:line="240" w:lineRule="auto"/>
+            </w:pPr>
+            <w:r>
+              <w:rPr>
+                <w:sz w:val="17"/>
+                <w:szCs w:val="17"/>
+              </w:rPr>
               <w:t>P4.3</w:t>
             </w:r>
           </w:p>
         </w:tc>
         <w:tc>
           <w:tcPr>
-            <w:tcW w:w="4920" w:type="dxa"/>
-          </w:tcPr>
-          <w:p>
-            <w:r>
+            <w:tcW w:w="7157" w:type="dxa"/>
+          </w:tcPr>
+          <w:p>
+            <w:pPr>
+              <w:spacing w:after="0" w:line="240" w:lineRule="auto"/>
+            </w:pPr>
+            <w:r>
+              <w:rPr>
+                <w:sz w:val="17"/>
+                <w:szCs w:val="17"/>
+              </w:rPr>
               <w:t xml:space="preserve">Zephyr </w:t>
             </w:r>
             <w:r>
               <w:rPr>
                 <w:rStyle w:val="CodeChar"/>
+                <w:sz w:val="17"/>
+                <w:szCs w:val="17"/>
               </w:rPr>
               <w:t>k_timer</w:t>
             </w:r>
             <w:r>
+              <w:rPr>
+                <w:sz w:val="17"/>
+                <w:szCs w:val="17"/>
+              </w:rPr>
               <w:t xml:space="preserve"> firmware for the 10 ms tick</w:t>
             </w:r>
           </w:p>
         </w:tc>
         <w:tc>
           <w:tcPr>
-            <w:tcW w:w="3137" w:type="dxa"/>
-          </w:tcPr>
-          <w:p>
-            <w:r>
+            <w:tcW w:w="1942" w:type="dxa"/>
+          </w:tcPr>
+          <w:p>
+            <w:pPr>
+              <w:spacing w:after="0" w:line="240" w:lineRule="auto"/>
+            </w:pPr>
+            <w:r>
+              <w:rPr>
+                <w:sz w:val="17"/>
+                <w:szCs w:val="17"/>
+              </w:rPr>
               <w:t>Drafted, not yet on the board</w:t>
             </w:r>
           </w:p>
@@ -573,30 +790,51 @@
       <w:tr>
         <w:tc>
           <w:tcPr>
-            <w:tcW w:w="1303" w:type="dxa"/>
-          </w:tcPr>
-          <w:p>
-            <w:r>
+            <w:tcW w:w="1125" w:type="dxa"/>
+          </w:tcPr>
+          <w:p>
+            <w:pPr>
+              <w:spacing w:after="0" w:line="240" w:lineRule="auto"/>
+            </w:pPr>
+            <w:r>
+              <w:rPr>
+                <w:sz w:val="17"/>
+                <w:szCs w:val="17"/>
+              </w:rPr>
               <w:t>P3</w:t>
             </w:r>
           </w:p>
         </w:tc>
         <w:tc>
           <w:tcPr>
-            <w:tcW w:w="4920" w:type="dxa"/>
-          </w:tcPr>
-          <w:p>
-            <w:r>
+            <w:tcW w:w="7157" w:type="dxa"/>
+          </w:tcPr>
+          <w:p>
+            <w:pPr>
+              <w:spacing w:after="0" w:line="240" w:lineRule="auto"/>
+            </w:pPr>
+            <w:r>
+              <w:rPr>
+                <w:sz w:val="17"/>
+                <w:szCs w:val="17"/>
+              </w:rPr>
               <w:t>1D-CNN fault classifier</w:t>
             </w:r>
           </w:p>
         </w:tc>
         <w:tc>
           <w:tcPr>
-            <w:tcW w:w="3137" w:type="dxa"/>
-          </w:tcPr>
-          <w:p>
-            <w:r>
+            <w:tcW w:w="1942" w:type="dxa"/>
+          </w:tcPr>
+          <w:p>
+            <w:pPr>
+              <w:spacing w:after="0" w:line="240" w:lineRule="auto"/>
+            </w:pPr>
+            <w:r>
+              <w:rPr>
+                <w:sz w:val="17"/>
+                <w:szCs w:val="17"/>
+              </w:rPr>
               <w:t>Made optional (see §5)</w:t>
             </w:r>
           </w:p>
@@ -619,13 +857,26 @@
         <w:rPr>
           <w:rStyle w:val="CodeChar"/>
         </w:rPr>
-        <w:t>SCHED_FIFO</w:t>
-      </w:r>
-      <w:r>
-        <w:t>, and stays under 0.05 ms for the MCU loop. All 9 runs completed 10,000 cycles (100 s) without a crash.</w:t>
+        <w:t xml:space="preserve">SCHED_FIFO</w:t>
+      </w:r>
+      <w:r>
+        <w:t xml:space="preserve"> and under 0.05 ms for the MCU loop. All 9 runs completed 10,000 cycles (100 s) without a crash (</w:t>
+      </w:r>
+      <w:r>
+        <w:rPr>
+          <w:rStyle w:val="CodeChar"/>
+        </w:rPr>
+        <w:t xml:space="preserve">results/summary.md</w:t>
+      </w:r>
+      <w:r>
+        <w:t xml:space="preserve">, October 2026).</w:t>
       </w:r>
     </w:p>
     <w:p>
+      <w:pPr>
+        <w:spacing w:after="0"/>
+        <w:jc w:val="center"/>
+      </w:pPr>
       <w:r>
         <w:rPr>
           <w:noProof/>
@@ -633,7 +884,7 @@
         <w:lastRenderedPageBreak/>
         <w:drawing>
           <wp:inline distT="0" distB="0" distL="0" distR="0" wp14:anchorId="1B5153CF" wp14:editId="1B5153D0">
-            <wp:extent cx="5486400" cy="2547257"/>
+            <wp:extent cx="3931920" cy="1825534"/>
             <wp:effectExtent l="0" t="0" r="0" b="0"/>
             <wp:docPr id="2" name="image2" descr="results/summary.md · 10,000 cycles per run, Arduino UNO Q, October 2026"/>
             <wp:cNvGraphicFramePr/>
@@ -653,7 +904,7 @@
                   <pic:spPr>
                     <a:xfrm>
                       <a:off x="0" y="0"/>
-                      <a:ext cx="5486400" cy="2547257"/>
+                      <a:ext cx="3931920" cy="1825534"/>
                     </a:xfrm>
                     <a:prstGeom prst="rect">
                       <a:avLst/>
@@ -666,25 +917,26 @@
         </w:drawing>
       </w:r>
     </w:p>
-    <w:p>
-      <w:r>
-        <w:t>results/summary.md · 10,000 cycles per run, Arduino UNO Q, October 2026</w:t>
-      </w:r>
-    </w:p>
     <w:tbl>
       <w:tblPr>
         <w:tblStyle w:val="TableGrid"/>
-        <w:tblW w:w="0" w:type="auto"/>
+        <w:tblW w:w="10224" w:type="dxa"/>
         <w:tblLayout w:type="fixed"/>
+        <w:tblCellMar>
+          <w:top w:w="15" w:type="dxa"/>
+          <w:left w:w="70" w:type="dxa"/>
+          <w:bottom w:w="15" w:type="dxa"/>
+          <w:right w:w="70" w:type="dxa"/>
+        </w:tblCellMar>
         <w:tblLook w:val="0420" w:firstRow="1" w:lastRow="0" w:firstColumn="0" w:lastColumn="0" w:noHBand="0" w:noVBand="1"/>
       </w:tblPr>
       <w:tblGrid>
-        <w:gridCol w:w="2242"/>
-        <w:gridCol w:w="909"/>
-        <w:gridCol w:w="1313"/>
-        <w:gridCol w:w="1367"/>
-        <w:gridCol w:w="1753"/>
-        <w:gridCol w:w="1775"/>
+        <w:gridCol w:w="2449"/>
+        <w:gridCol w:w="993"/>
+        <w:gridCol w:w="1434"/>
+        <w:gridCol w:w="1493"/>
+        <w:gridCol w:w="1915"/>
+        <w:gridCol w:w="1940"/>
       </w:tblGrid>
       <w:tr>
         <w:trPr>
@@ -692,66 +944,108 @@
         </w:trPr>
         <w:tc>
           <w:tcPr>
-            <w:tcW w:w="2242" w:type="dxa"/>
+            <w:tcW w:w="2449" w:type="dxa"/>
             <w:shd w:val="clear" w:color="auto" w:fill="F2F2F2"/>
           </w:tcPr>
           <w:p>
-            <w:r>
+            <w:pPr>
+              <w:spacing w:after="0" w:line="240" w:lineRule="auto"/>
+            </w:pPr>
+            <w:r>
+              <w:rPr>
+                <w:sz w:val="17"/>
+                <w:szCs w:val="17"/>
+              </w:rPr>
               <w:t>Config</w:t>
             </w:r>
           </w:p>
         </w:tc>
         <w:tc>
           <w:tcPr>
-            <w:tcW w:w="909" w:type="dxa"/>
+            <w:tcW w:w="993" w:type="dxa"/>
             <w:shd w:val="clear" w:color="auto" w:fill="F2F2F2"/>
           </w:tcPr>
           <w:p>
-            <w:r>
+            <w:pPr>
+              <w:spacing w:after="0" w:line="240" w:lineRule="auto"/>
+            </w:pPr>
+            <w:r>
+              <w:rPr>
+                <w:sz w:val="17"/>
+                <w:szCs w:val="17"/>
+              </w:rPr>
               <w:t>Stress</w:t>
             </w:r>
           </w:p>
         </w:tc>
         <w:tc>
           <w:tcPr>
-            <w:tcW w:w="1313" w:type="dxa"/>
+            <w:tcW w:w="1434" w:type="dxa"/>
             <w:shd w:val="clear" w:color="auto" w:fill="F2F2F2"/>
           </w:tcPr>
           <w:p>
-            <w:r>
+            <w:pPr>
+              <w:spacing w:after="0" w:line="240" w:lineRule="auto"/>
+            </w:pPr>
+            <w:r>
+              <w:rPr>
+                <w:sz w:val="17"/>
+                <w:szCs w:val="17"/>
+              </w:rPr>
               <w:t>Jitter σ_L (µs)</w:t>
             </w:r>
           </w:p>
         </w:tc>
         <w:tc>
           <w:tcPr>
-            <w:tcW w:w="1367" w:type="dxa"/>
+            <w:tcW w:w="1493" w:type="dxa"/>
             <w:shd w:val="clear" w:color="auto" w:fill="F2F2F2"/>
           </w:tcPr>
           <w:p>
-            <w:r>
+            <w:pPr>
+              <w:spacing w:after="0" w:line="240" w:lineRule="auto"/>
+            </w:pPr>
+            <w:r>
+              <w:rPr>
+                <w:sz w:val="17"/>
+                <w:szCs w:val="17"/>
+              </w:rPr>
               <w:t>p99.9 (µs)</w:t>
             </w:r>
           </w:p>
         </w:tc>
         <w:tc>
           <w:tcPr>
-            <w:tcW w:w="1753" w:type="dxa"/>
+            <w:tcW w:w="1915" w:type="dxa"/>
             <w:shd w:val="clear" w:color="auto" w:fill="F2F2F2"/>
           </w:tcPr>
           <w:p>
-            <w:r>
+            <w:pPr>
+              <w:spacing w:after="0" w:line="240" w:lineRule="auto"/>
+            </w:pPr>
+            <w:r>
+              <w:rPr>
+                <w:sz w:val="17"/>
+                <w:szCs w:val="17"/>
+              </w:rPr>
               <w:t>DMR @ 1.0 ms</w:t>
             </w:r>
           </w:p>
         </w:tc>
         <w:tc>
           <w:tcPr>
-            <w:tcW w:w="1775" w:type="dxa"/>
+            <w:tcW w:w="1940" w:type="dxa"/>
             <w:shd w:val="clear" w:color="auto" w:fill="F2F2F2"/>
           </w:tcPr>
           <w:p>
-            <w:r>
+            <w:pPr>
+              <w:spacing w:after="0" w:line="240" w:lineRule="auto"/>
+            </w:pPr>
+            <w:r>
+              <w:rPr>
+                <w:sz w:val="17"/>
+                <w:szCs w:val="17"/>
+              </w:rPr>
               <w:t>DMR @ 0.2 ms</w:t>
             </w:r>
           </w:p>
@@ -760,60 +1054,102 @@
       <w:tr>
         <w:tc>
           <w:tcPr>
-            <w:tcW w:w="2242" w:type="dxa"/>
-          </w:tcPr>
-          <w:p>
-            <w:r>
+            <w:tcW w:w="2449" w:type="dxa"/>
+          </w:tcPr>
+          <w:p>
+            <w:pPr>
+              <w:spacing w:after="0" w:line="240" w:lineRule="auto"/>
+            </w:pPr>
+            <w:r>
+              <w:rPr>
+                <w:sz w:val="17"/>
+                <w:szCs w:val="17"/>
+              </w:rPr>
               <w:t>A · CFS</w:t>
             </w:r>
           </w:p>
         </w:tc>
         <w:tc>
           <w:tcPr>
-            <w:tcW w:w="909" w:type="dxa"/>
-          </w:tcPr>
-          <w:p>
-            <w:r>
+            <w:tcW w:w="993" w:type="dxa"/>
+          </w:tcPr>
+          <w:p>
+            <w:pPr>
+              <w:spacing w:after="0" w:line="240" w:lineRule="auto"/>
+            </w:pPr>
+            <w:r>
+              <w:rPr>
+                <w:sz w:val="17"/>
+                <w:szCs w:val="17"/>
+              </w:rPr>
               <w:t>0 %</w:t>
             </w:r>
           </w:p>
         </w:tc>
         <w:tc>
           <w:tcPr>
-            <w:tcW w:w="1313" w:type="dxa"/>
-          </w:tcPr>
-          <w:p>
-            <w:r>
+            <w:tcW w:w="1434" w:type="dxa"/>
+          </w:tcPr>
+          <w:p>
+            <w:pPr>
+              <w:spacing w:after="0" w:line="240" w:lineRule="auto"/>
+            </w:pPr>
+            <w:r>
+              <w:rPr>
+                <w:sz w:val="17"/>
+                <w:szCs w:val="17"/>
+              </w:rPr>
               <w:t>30.4</w:t>
             </w:r>
           </w:p>
         </w:tc>
         <w:tc>
           <w:tcPr>
-            <w:tcW w:w="1367" w:type="dxa"/>
-          </w:tcPr>
-          <w:p>
-            <w:r>
+            <w:tcW w:w="1493" w:type="dxa"/>
+          </w:tcPr>
+          <w:p>
+            <w:pPr>
+              <w:spacing w:after="0" w:line="240" w:lineRule="auto"/>
+            </w:pPr>
+            <w:r>
+              <w:rPr>
+                <w:sz w:val="17"/>
+                <w:szCs w:val="17"/>
+              </w:rPr>
               <w:t>400.9</w:t>
             </w:r>
           </w:p>
         </w:tc>
         <w:tc>
           <w:tcPr>
-            <w:tcW w:w="1753" w:type="dxa"/>
-          </w:tcPr>
-          <w:p>
-            <w:r>
+            <w:tcW w:w="1915" w:type="dxa"/>
+          </w:tcPr>
+          <w:p>
+            <w:pPr>
+              <w:spacing w:after="0" w:line="240" w:lineRule="auto"/>
+            </w:pPr>
+            <w:r>
+              <w:rPr>
+                <w:sz w:val="17"/>
+                <w:szCs w:val="17"/>
+              </w:rPr>
               <w:t>0.00 %</w:t>
             </w:r>
           </w:p>
         </w:tc>
         <w:tc>
           <w:tcPr>
-            <w:tcW w:w="1775" w:type="dxa"/>
-          </w:tcPr>
-          <w:p>
-            <w:r>
+            <w:tcW w:w="1940" w:type="dxa"/>
+          </w:tcPr>
+          <w:p>
+            <w:pPr>
+              <w:spacing w:after="0" w:line="240" w:lineRule="auto"/>
+            </w:pPr>
+            <w:r>
+              <w:rPr>
+                <w:sz w:val="17"/>
+                <w:szCs w:val="17"/>
+              </w:rPr>
               <w:t>96.93 %</w:t>
             </w:r>
           </w:p>
@@ -822,60 +1158,102 @@
       <w:tr>
         <w:tc>
           <w:tcPr>
-            <w:tcW w:w="2242" w:type="dxa"/>
-          </w:tcPr>
-          <w:p>
-            <w:r>
+            <w:tcW w:w="2449" w:type="dxa"/>
+          </w:tcPr>
+          <w:p>
+            <w:pPr>
+              <w:spacing w:after="0" w:line="240" w:lineRule="auto"/>
+            </w:pPr>
+            <w:r>
+              <w:rPr>
+                <w:sz w:val="17"/>
+                <w:szCs w:val="17"/>
+              </w:rPr>
               <w:t>A · CFS</w:t>
             </w:r>
           </w:p>
         </w:tc>
         <w:tc>
           <w:tcPr>
-            <w:tcW w:w="909" w:type="dxa"/>
-          </w:tcPr>
-          <w:p>
-            <w:r>
+            <w:tcW w:w="993" w:type="dxa"/>
+          </w:tcPr>
+          <w:p>
+            <w:pPr>
+              <w:spacing w:after="0" w:line="240" w:lineRule="auto"/>
+            </w:pPr>
+            <w:r>
+              <w:rPr>
+                <w:sz w:val="17"/>
+                <w:szCs w:val="17"/>
+              </w:rPr>
               <w:t>50 %</w:t>
             </w:r>
           </w:p>
         </w:tc>
         <w:tc>
           <w:tcPr>
-            <w:tcW w:w="1313" w:type="dxa"/>
-          </w:tcPr>
-          <w:p>
-            <w:r>
+            <w:tcW w:w="1434" w:type="dxa"/>
+          </w:tcPr>
+          <w:p>
+            <w:pPr>
+              <w:spacing w:after="0" w:line="240" w:lineRule="auto"/>
+            </w:pPr>
+            <w:r>
+              <w:rPr>
+                <w:sz w:val="17"/>
+                <w:szCs w:val="17"/>
+              </w:rPr>
               <w:t>482.1</w:t>
             </w:r>
           </w:p>
         </w:tc>
         <w:tc>
           <w:tcPr>
-            <w:tcW w:w="1367" w:type="dxa"/>
-          </w:tcPr>
-          <w:p>
-            <w:r>
+            <w:tcW w:w="1493" w:type="dxa"/>
+          </w:tcPr>
+          <w:p>
+            <w:pPr>
+              <w:spacing w:after="0" w:line="240" w:lineRule="auto"/>
+            </w:pPr>
+            <w:r>
+              <w:rPr>
+                <w:sz w:val="17"/>
+                <w:szCs w:val="17"/>
+              </w:rPr>
               <w:t>4,178.5</w:t>
             </w:r>
           </w:p>
         </w:tc>
         <w:tc>
           <w:tcPr>
-            <w:tcW w:w="1753" w:type="dxa"/>
-          </w:tcPr>
-          <w:p>
-            <w:r>
+            <w:tcW w:w="1915" w:type="dxa"/>
+          </w:tcPr>
+          <w:p>
+            <w:pPr>
+              <w:spacing w:after="0" w:line="240" w:lineRule="auto"/>
+            </w:pPr>
+            <w:r>
+              <w:rPr>
+                <w:sz w:val="17"/>
+                <w:szCs w:val="17"/>
+              </w:rPr>
               <w:t>2.76 %</w:t>
             </w:r>
           </w:p>
         </w:tc>
         <w:tc>
           <w:tcPr>
-            <w:tcW w:w="1775" w:type="dxa"/>
-          </w:tcPr>
-          <w:p>
-            <w:r>
+            <w:tcW w:w="1940" w:type="dxa"/>
+          </w:tcPr>
+          <w:p>
+            <w:pPr>
+              <w:spacing w:after="0" w:line="240" w:lineRule="auto"/>
+            </w:pPr>
+            <w:r>
+              <w:rPr>
+                <w:sz w:val="17"/>
+                <w:szCs w:val="17"/>
+              </w:rPr>
               <w:t>6.83 %</w:t>
             </w:r>
           </w:p>
@@ -884,60 +1262,102 @@
       <w:tr>
         <w:tc>
           <w:tcPr>
-            <w:tcW w:w="2242" w:type="dxa"/>
-          </w:tcPr>
-          <w:p>
-            <w:r>
+            <w:tcW w:w="2449" w:type="dxa"/>
+          </w:tcPr>
+          <w:p>
+            <w:pPr>
+              <w:spacing w:after="0" w:line="240" w:lineRule="auto"/>
+            </w:pPr>
+            <w:r>
+              <w:rPr>
+                <w:sz w:val="17"/>
+                <w:szCs w:val="17"/>
+              </w:rPr>
               <w:t>A · CFS</w:t>
             </w:r>
           </w:p>
         </w:tc>
         <w:tc>
           <w:tcPr>
-            <w:tcW w:w="909" w:type="dxa"/>
-          </w:tcPr>
-          <w:p>
-            <w:r>
+            <w:tcW w:w="993" w:type="dxa"/>
+          </w:tcPr>
+          <w:p>
+            <w:pPr>
+              <w:spacing w:after="0" w:line="240" w:lineRule="auto"/>
+            </w:pPr>
+            <w:r>
+              <w:rPr>
+                <w:sz w:val="17"/>
+                <w:szCs w:val="17"/>
+              </w:rPr>
               <w:t>100 %</w:t>
             </w:r>
           </w:p>
         </w:tc>
         <w:tc>
           <w:tcPr>
-            <w:tcW w:w="1313" w:type="dxa"/>
-          </w:tcPr>
-          <w:p>
-            <w:r>
+            <w:tcW w:w="1434" w:type="dxa"/>
+          </w:tcPr>
+          <w:p>
+            <w:pPr>
+              <w:spacing w:after="0" w:line="240" w:lineRule="auto"/>
+            </w:pPr>
+            <w:r>
+              <w:rPr>
+                <w:sz w:val="17"/>
+                <w:szCs w:val="17"/>
+              </w:rPr>
               <w:t>1,041.0</w:t>
             </w:r>
           </w:p>
         </w:tc>
         <w:tc>
           <w:tcPr>
-            <w:tcW w:w="1367" w:type="dxa"/>
-          </w:tcPr>
-          <w:p>
-            <w:r>
+            <w:tcW w:w="1493" w:type="dxa"/>
+          </w:tcPr>
+          <w:p>
+            <w:pPr>
+              <w:spacing w:after="0" w:line="240" w:lineRule="auto"/>
+            </w:pPr>
+            <w:r>
+              <w:rPr>
+                <w:sz w:val="17"/>
+                <w:szCs w:val="17"/>
+              </w:rPr>
               <w:t>4,699.5</w:t>
             </w:r>
           </w:p>
         </w:tc>
         <w:tc>
           <w:tcPr>
-            <w:tcW w:w="1753" w:type="dxa"/>
-          </w:tcPr>
-          <w:p>
-            <w:r>
+            <w:tcW w:w="1915" w:type="dxa"/>
+          </w:tcPr>
+          <w:p>
+            <w:pPr>
+              <w:spacing w:after="0" w:line="240" w:lineRule="auto"/>
+            </w:pPr>
+            <w:r>
+              <w:rPr>
+                <w:sz w:val="17"/>
+                <w:szCs w:val="17"/>
+              </w:rPr>
               <w:t>13.91 %</w:t>
             </w:r>
           </w:p>
         </w:tc>
         <w:tc>
           <w:tcPr>
-            <w:tcW w:w="1775" w:type="dxa"/>
-          </w:tcPr>
-          <w:p>
-            <w:r>
+            <w:tcW w:w="1940" w:type="dxa"/>
+          </w:tcPr>
+          <w:p>
+            <w:pPr>
+              <w:spacing w:after="0" w:line="240" w:lineRule="auto"/>
+            </w:pPr>
+            <w:r>
+              <w:rPr>
+                <w:sz w:val="17"/>
+                <w:szCs w:val="17"/>
+              </w:rPr>
               <w:t>18.46 %</w:t>
             </w:r>
           </w:p>
@@ -946,60 +1366,102 @@
       <w:tr>
         <w:tc>
           <w:tcPr>
-            <w:tcW w:w="2242" w:type="dxa"/>
-          </w:tcPr>
-          <w:p>
-            <w:r>
+            <w:tcW w:w="2449" w:type="dxa"/>
+          </w:tcPr>
+          <w:p>
+            <w:pPr>
+              <w:spacing w:after="0" w:line="240" w:lineRule="auto"/>
+            </w:pPr>
+            <w:r>
+              <w:rPr>
+                <w:sz w:val="17"/>
+                <w:szCs w:val="17"/>
+              </w:rPr>
               <w:t>B · FIFO 90</w:t>
             </w:r>
           </w:p>
         </w:tc>
         <w:tc>
           <w:tcPr>
-            <w:tcW w:w="909" w:type="dxa"/>
-          </w:tcPr>
-          <w:p>
-            <w:r>
+            <w:tcW w:w="993" w:type="dxa"/>
+          </w:tcPr>
+          <w:p>
+            <w:pPr>
+              <w:spacing w:after="0" w:line="240" w:lineRule="auto"/>
+            </w:pPr>
+            <w:r>
+              <w:rPr>
+                <w:sz w:val="17"/>
+                <w:szCs w:val="17"/>
+              </w:rPr>
               <w:t>0 %</w:t>
             </w:r>
           </w:p>
         </w:tc>
         <w:tc>
           <w:tcPr>
-            <w:tcW w:w="1313" w:type="dxa"/>
-          </w:tcPr>
-          <w:p>
-            <w:r>
+            <w:tcW w:w="1434" w:type="dxa"/>
+          </w:tcPr>
+          <w:p>
+            <w:pPr>
+              <w:spacing w:after="0" w:line="240" w:lineRule="auto"/>
+            </w:pPr>
+            <w:r>
+              <w:rPr>
+                <w:sz w:val="17"/>
+                <w:szCs w:val="17"/>
+              </w:rPr>
               <w:t>34.0</w:t>
             </w:r>
           </w:p>
         </w:tc>
         <w:tc>
           <w:tcPr>
-            <w:tcW w:w="1367" w:type="dxa"/>
-          </w:tcPr>
-          <w:p>
-            <w:r>
+            <w:tcW w:w="1493" w:type="dxa"/>
+          </w:tcPr>
+          <w:p>
+            <w:pPr>
+              <w:spacing w:after="0" w:line="240" w:lineRule="auto"/>
+            </w:pPr>
+            <w:r>
+              <w:rPr>
+                <w:sz w:val="17"/>
+                <w:szCs w:val="17"/>
+              </w:rPr>
               <w:t>316.0</w:t>
             </w:r>
           </w:p>
         </w:tc>
         <w:tc>
           <w:tcPr>
-            <w:tcW w:w="1753" w:type="dxa"/>
-          </w:tcPr>
-          <w:p>
-            <w:r>
+            <w:tcW w:w="1915" w:type="dxa"/>
+          </w:tcPr>
+          <w:p>
+            <w:pPr>
+              <w:spacing w:after="0" w:line="240" w:lineRule="auto"/>
+            </w:pPr>
+            <w:r>
+              <w:rPr>
+                <w:sz w:val="17"/>
+                <w:szCs w:val="17"/>
+              </w:rPr>
               <w:t>0.00 %</w:t>
             </w:r>
           </w:p>
         </w:tc>
         <w:tc>
           <w:tcPr>
-            <w:tcW w:w="1775" w:type="dxa"/>
-          </w:tcPr>
-          <w:p>
-            <w:r>
+            <w:tcW w:w="1940" w:type="dxa"/>
+          </w:tcPr>
+          <w:p>
+            <w:pPr>
+              <w:spacing w:after="0" w:line="240" w:lineRule="auto"/>
+            </w:pPr>
+            <w:r>
+              <w:rPr>
+                <w:sz w:val="17"/>
+                <w:szCs w:val="17"/>
+              </w:rPr>
               <w:t>1.94 %</w:t>
             </w:r>
           </w:p>
@@ -1008,60 +1470,102 @@
       <w:tr>
         <w:tc>
           <w:tcPr>
-            <w:tcW w:w="2242" w:type="dxa"/>
-          </w:tcPr>
-          <w:p>
-            <w:r>
+            <w:tcW w:w="2449" w:type="dxa"/>
+          </w:tcPr>
+          <w:p>
+            <w:pPr>
+              <w:spacing w:after="0" w:line="240" w:lineRule="auto"/>
+            </w:pPr>
+            <w:r>
+              <w:rPr>
+                <w:sz w:val="17"/>
+                <w:szCs w:val="17"/>
+              </w:rPr>
               <w:t>B · FIFO 90</w:t>
             </w:r>
           </w:p>
         </w:tc>
         <w:tc>
           <w:tcPr>
-            <w:tcW w:w="909" w:type="dxa"/>
-          </w:tcPr>
-          <w:p>
-            <w:r>
+            <w:tcW w:w="993" w:type="dxa"/>
+          </w:tcPr>
+          <w:p>
+            <w:pPr>
+              <w:spacing w:after="0" w:line="240" w:lineRule="auto"/>
+            </w:pPr>
+            <w:r>
+              <w:rPr>
+                <w:sz w:val="17"/>
+                <w:szCs w:val="17"/>
+              </w:rPr>
               <w:t>50 %</w:t>
             </w:r>
           </w:p>
         </w:tc>
         <w:tc>
           <w:tcPr>
-            <w:tcW w:w="1313" w:type="dxa"/>
-          </w:tcPr>
-          <w:p>
-            <w:r>
+            <w:tcW w:w="1434" w:type="dxa"/>
+          </w:tcPr>
+          <w:p>
+            <w:pPr>
+              <w:spacing w:after="0" w:line="240" w:lineRule="auto"/>
+            </w:pPr>
+            <w:r>
+              <w:rPr>
+                <w:sz w:val="17"/>
+                <w:szCs w:val="17"/>
+              </w:rPr>
               <w:t>38.4</w:t>
             </w:r>
           </w:p>
         </w:tc>
         <w:tc>
           <w:tcPr>
-            <w:tcW w:w="1367" w:type="dxa"/>
-          </w:tcPr>
-          <w:p>
-            <w:r>
+            <w:tcW w:w="1493" w:type="dxa"/>
+          </w:tcPr>
+          <w:p>
+            <w:pPr>
+              <w:spacing w:after="0" w:line="240" w:lineRule="auto"/>
+            </w:pPr>
+            <w:r>
+              <w:rPr>
+                <w:sz w:val="17"/>
+                <w:szCs w:val="17"/>
+              </w:rPr>
               <w:t>412.7</w:t>
             </w:r>
           </w:p>
         </w:tc>
         <w:tc>
           <w:tcPr>
-            <w:tcW w:w="1753" w:type="dxa"/>
-          </w:tcPr>
-          <w:p>
-            <w:r>
+            <w:tcW w:w="1915" w:type="dxa"/>
+          </w:tcPr>
+          <w:p>
+            <w:pPr>
+              <w:spacing w:after="0" w:line="240" w:lineRule="auto"/>
+            </w:pPr>
+            <w:r>
+              <w:rPr>
+                <w:sz w:val="17"/>
+                <w:szCs w:val="17"/>
+              </w:rPr>
               <w:t>0.00 %</w:t>
             </w:r>
           </w:p>
         </w:tc>
         <w:tc>
           <w:tcPr>
-            <w:tcW w:w="1775" w:type="dxa"/>
-          </w:tcPr>
-          <w:p>
-            <w:r>
+            <w:tcW w:w="1940" w:type="dxa"/>
+          </w:tcPr>
+          <w:p>
+            <w:pPr>
+              <w:spacing w:after="0" w:line="240" w:lineRule="auto"/>
+            </w:pPr>
+            <w:r>
+              <w:rPr>
+                <w:sz w:val="17"/>
+                <w:szCs w:val="17"/>
+              </w:rPr>
               <w:t>1.55 %</w:t>
             </w:r>
           </w:p>
@@ -1070,60 +1574,102 @@
       <w:tr>
         <w:tc>
           <w:tcPr>
-            <w:tcW w:w="2242" w:type="dxa"/>
-          </w:tcPr>
-          <w:p>
-            <w:r>
+            <w:tcW w:w="2449" w:type="dxa"/>
+          </w:tcPr>
+          <w:p>
+            <w:pPr>
+              <w:spacing w:after="0" w:line="240" w:lineRule="auto"/>
+            </w:pPr>
+            <w:r>
+              <w:rPr>
+                <w:sz w:val="17"/>
+                <w:szCs w:val="17"/>
+              </w:rPr>
               <w:t>B · FIFO 90</w:t>
             </w:r>
           </w:p>
         </w:tc>
         <w:tc>
           <w:tcPr>
-            <w:tcW w:w="909" w:type="dxa"/>
-          </w:tcPr>
-          <w:p>
-            <w:r>
+            <w:tcW w:w="993" w:type="dxa"/>
+          </w:tcPr>
+          <w:p>
+            <w:pPr>
+              <w:spacing w:after="0" w:line="240" w:lineRule="auto"/>
+            </w:pPr>
+            <w:r>
+              <w:rPr>
+                <w:sz w:val="17"/>
+                <w:szCs w:val="17"/>
+              </w:rPr>
               <w:t>100 %</w:t>
             </w:r>
           </w:p>
         </w:tc>
         <w:tc>
           <w:tcPr>
-            <w:tcW w:w="1313" w:type="dxa"/>
-          </w:tcPr>
-          <w:p>
-            <w:r>
+            <w:tcW w:w="1434" w:type="dxa"/>
+          </w:tcPr>
+          <w:p>
+            <w:pPr>
+              <w:spacing w:after="0" w:line="240" w:lineRule="auto"/>
+            </w:pPr>
+            <w:r>
+              <w:rPr>
+                <w:sz w:val="17"/>
+                <w:szCs w:val="17"/>
+              </w:rPr>
               <w:t>39.0</w:t>
             </w:r>
           </w:p>
         </w:tc>
         <w:tc>
           <w:tcPr>
-            <w:tcW w:w="1367" w:type="dxa"/>
-          </w:tcPr>
-          <w:p>
-            <w:r>
+            <w:tcW w:w="1493" w:type="dxa"/>
+          </w:tcPr>
+          <w:p>
+            <w:pPr>
+              <w:spacing w:after="0" w:line="240" w:lineRule="auto"/>
+            </w:pPr>
+            <w:r>
+              <w:rPr>
+                <w:sz w:val="17"/>
+                <w:szCs w:val="17"/>
+              </w:rPr>
               <w:t>366.0</w:t>
             </w:r>
           </w:p>
         </w:tc>
         <w:tc>
           <w:tcPr>
-            <w:tcW w:w="1753" w:type="dxa"/>
-          </w:tcPr>
-          <w:p>
-            <w:r>
+            <w:tcW w:w="1915" w:type="dxa"/>
+          </w:tcPr>
+          <w:p>
+            <w:pPr>
+              <w:spacing w:after="0" w:line="240" w:lineRule="auto"/>
+            </w:pPr>
+            <w:r>
+              <w:rPr>
+                <w:sz w:val="17"/>
+                <w:szCs w:val="17"/>
+              </w:rPr>
               <w:t>0.00 %</w:t>
             </w:r>
           </w:p>
         </w:tc>
         <w:tc>
           <w:tcPr>
-            <w:tcW w:w="1775" w:type="dxa"/>
-          </w:tcPr>
-          <w:p>
-            <w:r>
+            <w:tcW w:w="1940" w:type="dxa"/>
+          </w:tcPr>
+          <w:p>
+            <w:pPr>
+              <w:spacing w:after="0" w:line="240" w:lineRule="auto"/>
+            </w:pPr>
+            <w:r>
+              <w:rPr>
+                <w:sz w:val="17"/>
+                <w:szCs w:val="17"/>
+              </w:rPr>
               <w:t>1.73 %</w:t>
             </w:r>
           </w:p>
@@ -1132,60 +1678,102 @@
       <w:tr>
         <w:tc>
           <w:tcPr>
-            <w:tcW w:w="2242" w:type="dxa"/>
-          </w:tcPr>
-          <w:p>
-            <w:r>
+            <w:tcW w:w="2449" w:type="dxa"/>
+          </w:tcPr>
+          <w:p>
+            <w:pPr>
+              <w:spacing w:after="0" w:line="240" w:lineRule="auto"/>
+            </w:pPr>
+            <w:r>
+              <w:rPr>
+                <w:sz w:val="17"/>
+                <w:szCs w:val="17"/>
+              </w:rPr>
               <w:t>C · MCU baseline</w:t>
             </w:r>
           </w:p>
         </w:tc>
         <w:tc>
           <w:tcPr>
-            <w:tcW w:w="909" w:type="dxa"/>
-          </w:tcPr>
-          <w:p>
-            <w:r>
+            <w:tcW w:w="993" w:type="dxa"/>
+          </w:tcPr>
+          <w:p>
+            <w:pPr>
+              <w:spacing w:after="0" w:line="240" w:lineRule="auto"/>
+            </w:pPr>
+            <w:r>
+              <w:rPr>
+                <w:sz w:val="17"/>
+                <w:szCs w:val="17"/>
+              </w:rPr>
               <w:t>0 %</w:t>
             </w:r>
           </w:p>
         </w:tc>
         <w:tc>
           <w:tcPr>
-            <w:tcW w:w="1313" w:type="dxa"/>
-          </w:tcPr>
-          <w:p>
-            <w:r>
+            <w:tcW w:w="1434" w:type="dxa"/>
+          </w:tcPr>
+          <w:p>
+            <w:pPr>
+              <w:spacing w:after="0" w:line="240" w:lineRule="auto"/>
+            </w:pPr>
+            <w:r>
+              <w:rPr>
+                <w:sz w:val="17"/>
+                <w:szCs w:val="17"/>
+              </w:rPr>
               <w:t>2.6</w:t>
             </w:r>
           </w:p>
         </w:tc>
         <w:tc>
           <w:tcPr>
-            <w:tcW w:w="1367" w:type="dxa"/>
-          </w:tcPr>
-          <w:p>
-            <w:r>
+            <w:tcW w:w="1493" w:type="dxa"/>
+          </w:tcPr>
+          <w:p>
+            <w:pPr>
+              <w:spacing w:after="0" w:line="240" w:lineRule="auto"/>
+            </w:pPr>
+            <w:r>
+              <w:rPr>
+                <w:sz w:val="17"/>
+                <w:szCs w:val="17"/>
+              </w:rPr>
               <w:t>10.3</w:t>
             </w:r>
           </w:p>
         </w:tc>
         <w:tc>
           <w:tcPr>
-            <w:tcW w:w="1753" w:type="dxa"/>
-          </w:tcPr>
-          <w:p>
-            <w:r>
+            <w:tcW w:w="1915" w:type="dxa"/>
+          </w:tcPr>
+          <w:p>
+            <w:pPr>
+              <w:spacing w:after="0" w:line="240" w:lineRule="auto"/>
+            </w:pPr>
+            <w:r>
+              <w:rPr>
+                <w:sz w:val="17"/>
+                <w:szCs w:val="17"/>
+              </w:rPr>
               <w:t>0.00 %</w:t>
             </w:r>
           </w:p>
         </w:tc>
         <w:tc>
           <w:tcPr>
-            <w:tcW w:w="1775" w:type="dxa"/>
-          </w:tcPr>
-          <w:p>
-            <w:r>
+            <w:tcW w:w="1940" w:type="dxa"/>
+          </w:tcPr>
+          <w:p>
+            <w:pPr>
+              <w:spacing w:after="0" w:line="240" w:lineRule="auto"/>
+            </w:pPr>
+            <w:r>
+              <w:rPr>
+                <w:sz w:val="17"/>
+                <w:szCs w:val="17"/>
+              </w:rPr>
               <w:t>0.00 %</w:t>
             </w:r>
           </w:p>
@@ -1194,60 +1782,102 @@
       <w:tr>
         <w:tc>
           <w:tcPr>
-            <w:tcW w:w="2242" w:type="dxa"/>
-          </w:tcPr>
-          <w:p>
-            <w:r>
+            <w:tcW w:w="2449" w:type="dxa"/>
+          </w:tcPr>
+          <w:p>
+            <w:pPr>
+              <w:spacing w:after="0" w:line="240" w:lineRule="auto"/>
+            </w:pPr>
+            <w:r>
+              <w:rPr>
+                <w:sz w:val="17"/>
+                <w:szCs w:val="17"/>
+              </w:rPr>
               <w:t>C · MCU baseline</w:t>
             </w:r>
           </w:p>
         </w:tc>
         <w:tc>
           <w:tcPr>
-            <w:tcW w:w="909" w:type="dxa"/>
-          </w:tcPr>
-          <w:p>
-            <w:r>
+            <w:tcW w:w="993" w:type="dxa"/>
+          </w:tcPr>
+          <w:p>
+            <w:pPr>
+              <w:spacing w:after="0" w:line="240" w:lineRule="auto"/>
+            </w:pPr>
+            <w:r>
+              <w:rPr>
+                <w:sz w:val="17"/>
+                <w:szCs w:val="17"/>
+              </w:rPr>
               <w:t>50 %</w:t>
             </w:r>
           </w:p>
         </w:tc>
         <w:tc>
           <w:tcPr>
-            <w:tcW w:w="1313" w:type="dxa"/>
-          </w:tcPr>
-          <w:p>
-            <w:r>
+            <w:tcW w:w="1434" w:type="dxa"/>
+          </w:tcPr>
+          <w:p>
+            <w:pPr>
+              <w:spacing w:after="0" w:line="240" w:lineRule="auto"/>
+            </w:pPr>
+            <w:r>
+              <w:rPr>
+                <w:sz w:val="17"/>
+                <w:szCs w:val="17"/>
+              </w:rPr>
               <w:t>12.2</w:t>
             </w:r>
           </w:p>
         </w:tc>
         <w:tc>
           <w:tcPr>
-            <w:tcW w:w="1367" w:type="dxa"/>
-          </w:tcPr>
-          <w:p>
-            <w:r>
+            <w:tcW w:w="1493" w:type="dxa"/>
+          </w:tcPr>
+          <w:p>
+            <w:pPr>
+              <w:spacing w:after="0" w:line="240" w:lineRule="auto"/>
+            </w:pPr>
+            <w:r>
+              <w:rPr>
+                <w:sz w:val="17"/>
+                <w:szCs w:val="17"/>
+              </w:rPr>
               <w:t>44.4</w:t>
             </w:r>
           </w:p>
         </w:tc>
         <w:tc>
           <w:tcPr>
-            <w:tcW w:w="1753" w:type="dxa"/>
-          </w:tcPr>
-          <w:p>
-            <w:r>
+            <w:tcW w:w="1915" w:type="dxa"/>
+          </w:tcPr>
+          <w:p>
+            <w:pPr>
+              <w:spacing w:after="0" w:line="240" w:lineRule="auto"/>
+            </w:pPr>
+            <w:r>
+              <w:rPr>
+                <w:sz w:val="17"/>
+                <w:szCs w:val="17"/>
+              </w:rPr>
               <w:t>0.00 %</w:t>
             </w:r>
           </w:p>
         </w:tc>
         <w:tc>
           <w:tcPr>
-            <w:tcW w:w="1775" w:type="dxa"/>
-          </w:tcPr>
-          <w:p>
-            <w:r>
+            <w:tcW w:w="1940" w:type="dxa"/>
+          </w:tcPr>
+          <w:p>
+            <w:pPr>
+              <w:spacing w:after="0" w:line="240" w:lineRule="auto"/>
+            </w:pPr>
+            <w:r>
+              <w:rPr>
+                <w:sz w:val="17"/>
+                <w:szCs w:val="17"/>
+              </w:rPr>
               <w:t>0.00 %</w:t>
             </w:r>
           </w:p>
@@ -1256,60 +1886,102 @@
       <w:tr>
         <w:tc>
           <w:tcPr>
-            <w:tcW w:w="2242" w:type="dxa"/>
-          </w:tcPr>
-          <w:p>
-            <w:r>
+            <w:tcW w:w="2449" w:type="dxa"/>
+          </w:tcPr>
+          <w:p>
+            <w:pPr>
+              <w:spacing w:after="0" w:line="240" w:lineRule="auto"/>
+            </w:pPr>
+            <w:r>
+              <w:rPr>
+                <w:sz w:val="17"/>
+                <w:szCs w:val="17"/>
+              </w:rPr>
               <w:t>C · MCU baseline</w:t>
             </w:r>
           </w:p>
         </w:tc>
         <w:tc>
           <w:tcPr>
-            <w:tcW w:w="909" w:type="dxa"/>
-          </w:tcPr>
-          <w:p>
-            <w:r>
+            <w:tcW w:w="993" w:type="dxa"/>
+          </w:tcPr>
+          <w:p>
+            <w:pPr>
+              <w:spacing w:after="0" w:line="240" w:lineRule="auto"/>
+            </w:pPr>
+            <w:r>
+              <w:rPr>
+                <w:sz w:val="17"/>
+                <w:szCs w:val="17"/>
+              </w:rPr>
               <w:t>100 %</w:t>
             </w:r>
           </w:p>
         </w:tc>
         <w:tc>
           <w:tcPr>
-            <w:tcW w:w="1313" w:type="dxa"/>
-          </w:tcPr>
-          <w:p>
-            <w:r>
+            <w:tcW w:w="1434" w:type="dxa"/>
+          </w:tcPr>
+          <w:p>
+            <w:pPr>
+              <w:spacing w:after="0" w:line="240" w:lineRule="auto"/>
+            </w:pPr>
+            <w:r>
+              <w:rPr>
+                <w:sz w:val="17"/>
+                <w:szCs w:val="17"/>
+              </w:rPr>
               <w:t>13.4</w:t>
             </w:r>
           </w:p>
         </w:tc>
         <w:tc>
           <w:tcPr>
-            <w:tcW w:w="1367" w:type="dxa"/>
-          </w:tcPr>
-          <w:p>
-            <w:r>
+            <w:tcW w:w="1493" w:type="dxa"/>
+          </w:tcPr>
+          <w:p>
+            <w:pPr>
+              <w:spacing w:after="0" w:line="240" w:lineRule="auto"/>
+            </w:pPr>
+            <w:r>
+              <w:rPr>
+                <w:sz w:val="17"/>
+                <w:szCs w:val="17"/>
+              </w:rPr>
               <w:t>49.0</w:t>
             </w:r>
           </w:p>
         </w:tc>
         <w:tc>
           <w:tcPr>
-            <w:tcW w:w="1753" w:type="dxa"/>
-          </w:tcPr>
-          <w:p>
-            <w:r>
+            <w:tcW w:w="1915" w:type="dxa"/>
+          </w:tcPr>
+          <w:p>
+            <w:pPr>
+              <w:spacing w:after="0" w:line="240" w:lineRule="auto"/>
+            </w:pPr>
+            <w:r>
+              <w:rPr>
+                <w:sz w:val="17"/>
+                <w:szCs w:val="17"/>
+              </w:rPr>
               <w:t>0.00 %</w:t>
             </w:r>
           </w:p>
         </w:tc>
         <w:tc>
           <w:tcPr>
-            <w:tcW w:w="1775" w:type="dxa"/>
-          </w:tcPr>
-          <w:p>
-            <w:r>
+            <w:tcW w:w="1940" w:type="dxa"/>
+          </w:tcPr>
+          <w:p>
+            <w:pPr>
+              <w:spacing w:after="0" w:line="240" w:lineRule="auto"/>
+            </w:pPr>
+            <w:r>
+              <w:rPr>
+                <w:sz w:val="17"/>
+                <w:szCs w:val="17"/>
+              </w:rPr>
               <w:t>0.00 %</w:t>
             </w:r>
           </w:p>
@@ -1318,16 +1990,16 @@
     </w:tbl>
     <w:p>
       <w:r>
-        <w:t xml:space="preserve">Config A's mean lateness at idle is 223 µs, so 97 % of its idle cycles miss the 0.2 ms tier even without load. Linux lateness is measured against </w:t>
+        <w:t xml:space="preserve">Linux lateness is measured against </w:t>
       </w:r>
       <w:r>
         <w:rPr>
           <w:rStyle w:val="CodeChar"/>
         </w:rPr>
-        <w:t>CLOCK_MONOTONIC</w:t>
-      </w:r>
-      <w:r>
-        <w:t>; MCU lateness is measured with the DWT cycle counter after fitting the period.</w:t>
+        <w:t xml:space="preserve">CLOCK_MONOTONIC</w:t>
+      </w:r>
+      <w:r>
+        <w:t xml:space="preserve"> and the real schedule; MCU lateness uses the DWT counter after fitting the period, relative to its best cycle (a lower bound). Compare jitter, p99.9 and DMR, not mean lateness.</w:t>
       </w:r>
     </w:p>
     <w:p>
@@ -1383,8 +2055,7 @@
           <w:rStyle w:val="CodeChar"/>
           <w:b/>
         </w:rPr>
-        <w:lastRenderedPageBreak/>
-        <w:t>SCHED_FIFO</w:t>
+        <w:t xml:space="preserve">SCHED_FIFO</w:t>
       </w:r>
       <w:r>
         <w:rPr>
@@ -1393,13 +2064,13 @@
         <w:t xml:space="preserve"> (B) keeps WCL under 0.9 ms</w:t>
       </w:r>
       <w:r>
-        <w:t xml:space="preserve"> with no misses at 1.0 ms. Yet 1.6–1.9 % of cycles miss 0.2 ms at every load, even idle. The likely cause is non-preemptible sections in the stock </w:t>
+        <w:t xml:space="preserve"> with no misses at 1.0 ms, yet 1.5–1.9 % of cycles miss 0.2 ms at every load. Under load the likely cause is non-preemptible sections of the stock </w:t>
       </w:r>
       <w:r>
         <w:rPr>
           <w:rStyle w:val="CodeChar"/>
         </w:rPr>
-        <w:t>PREEMPT</w:t>
+        <w:t xml:space="preserve">PREEMPT</w:t>
       </w:r>
       <w:r>
         <w:t xml:space="preserve"> kernel; we have not traced it yet.</w:t>
@@ -1417,10 +2088,10 @@
         <w:rPr>
           <w:b/>
         </w:rPr>
-        <w:t>The MCU loop (C baseline) stays under 50 µs</w:t>
-      </w:r>
-      <w:r>
-        <w:t>, with no misses at 1.0, 0.2 or 0.05 ms. Linux stress still raised its WCL about 5× (10 → 49 µs), so isolation is strong but not total.</w:t>
+        <w:t xml:space="preserve">Idle is slower than loaded.</w:t>
+      </w:r>
+      <w:r>
+        <w:t xml:space="preserve"> Median lateness at 0 % stress is 224 µs for A and 171 µs for B, against 44 µs for B at 50 %. This is why 97 % of A's idle cycles miss 0.2 ms; we suspect wake-up from deep CPU idle states (untested).</w:t>
       </w:r>
     </w:p>
     <w:p>
@@ -1435,29 +2106,48 @@
         <w:rPr>
           <w:b/>
         </w:rPr>
-        <w:t>Zephyr's clock drifts against the CPU cycle counter.</w:t>
-      </w:r>
-      <w:r>
-        <w:t xml:space="preserve"> Our diagnostics show it losing about 19 ppm while busy and 508 ppm while asleep, so the loop really ran at 10.0055 ms per cycle. Jitter and WCL are computed after fitting the period and are unaffected. About half of the </w:t>
-      </w:r>
-      <w:proofErr w:type="gramStart"/>
-      <w:r>
-        <w:t>545 ppm</w:t>
-      </w:r>
-      <w:proofErr w:type="gramEnd"/>
-      <w:r>
-        <w:t xml:space="preserve"> offset is still unexplained.</w:t>
+        <w:t xml:space="preserve">The MCU loop (C baseline) stays under 50 µs</w:t>
+      </w:r>
+      <w:r>
+        <w:t xml:space="preserve">, with no misses at 1.0 or 0.2 ms. Linux stress still raised its WCL about 5× (10 → 49 µs), so isolation is strong but not total.</w:t>
       </w:r>
     </w:p>
     <w:p>
+      <w:pPr>
+        <w:pStyle w:val="ListParagraph"/>
+        <w:numPr>
+          <w:ilvl w:val="0"/>
+          <w:numId w:val="3"/>
+        </w:numPr>
+      </w:pPr>
       <w:r>
         <w:rPr>
           <w:b/>
         </w:rPr>
-        <w:t>Limitations:</w:t>
-      </w:r>
-      <w:r>
-        <w:t xml:space="preserve"> one run per condition, so p99.9 rests on about 10 samples. At 0 % stress the Linux threads float across cores; at 50 and 100 % they are pinned to core 0 (Test 3 isolates this). Context-switch and page-fault counts are process-wide, not per thread. Config C does not yet exercise IPC.</w:t>
+        <w:t xml:space="preserve">Zephyr's clock drifts against the CPU cycle counter.</w:t>
+      </w:r>
+      <w:r>
+        <w:t xml:space="preserve"> It loses about 19 ppm busy and 508 ppm asleep, so the loop really ran at 10.0055 ms per cycle; jitter and WCL are computed after fitting the period. Half of the 545 ppm offset is unexplained, and the second board uses the same Zephyr counter, so its readings may share the loss.</w:t>
+      </w:r>
+    </w:p>
+    <w:p>
+      <w:r>
+        <w:rPr>
+          <w:b/>
+        </w:rPr>
+        <w:t xml:space="preserve">Limitations:</w:t>
+      </w:r>
+      <w:r>
+        <w:t xml:space="preserve"> one run per condition, so p99.9 rests on about 10 samples. At 0 % stress the Linux threads float across cores; at 50 and 100 % they are pinned to core 0 (Test 3 isolates this). Context-switch and page-fault counts are process-wide, not per thread. Test 4 shows higher lateness with </w:t>
+      </w:r>
+      <w:r>
+        <w:rPr>
+          <w:rStyle w:val="CodeChar"/>
+        </w:rPr>
+        <w:t xml:space="preserve">mlockall</w:t>
+      </w:r>
+      <w:r>
+        <w:t xml:space="preserve"> than without and is being rechecked. Config C does not yet exercise IPC.</w:t>
       </w:r>
     </w:p>
     <w:p>
@@ -1488,10 +2178,10 @@
         <w:rPr>
           <w:b/>
         </w:rPr>
-        <w:t>1D-CNN made optional.</w:t>
-      </w:r>
-      <w:r>
-        <w:t xml:space="preserve"> The FFT on real CWRU frames already provides the analytics load, and the project evaluates OS behaviour, not model accuracy.</w:t>
+        <w:t xml:space="preserve">1D-CNN made optional.</w:t>
+      </w:r>
+      <w:r>
+        <w:t xml:space="preserve"> The FFT on real CWRU frames provides the analytics load; we test OS behaviour, not accuracy.</w:t>
       </w:r>
     </w:p>
     <w:p>
@@ -1547,39 +2237,31 @@
         </w:numPr>
       </w:pPr>
       <w:r>
-        <w:t xml:space="preserve">Choose the MCU timing design (the current </w:t>
-      </w:r>
-      <w:proofErr w:type="gramStart"/>
+        <w:t xml:space="preserve">Pick the MCU timing design (the </w:t>
+      </w:r>
       <w:r>
         <w:rPr>
           <w:rStyle w:val="CodeChar"/>
         </w:rPr>
-        <w:t>micros(</w:t>
-      </w:r>
-      <w:proofErr w:type="gramEnd"/>
+        <w:t xml:space="preserve">micros()</w:t>
+      </w:r>
+      <w:r>
+        <w:t xml:space="preserve"> loop or a Zephyr </w:t>
+      </w:r>
       <w:r>
         <w:rPr>
           <w:rStyle w:val="CodeChar"/>
         </w:rPr>
-        <w:t>)</w:t>
-      </w:r>
-      <w:r>
-        <w:t xml:space="preserve"> loop or a Zephyr </w:t>
+        <w:t xml:space="preserve">k_timer</w:t>
+      </w:r>
+      <w:r>
+        <w:t xml:space="preserve">) after checking </w:t>
       </w:r>
       <w:r>
         <w:rPr>
           <w:rStyle w:val="CodeChar"/>
         </w:rPr>
-        <w:t>k_timer</w:t>
-      </w:r>
-      <w:r>
-        <w:t xml:space="preserve">) after testing </w:t>
-      </w:r>
-      <w:r>
-        <w:rPr>
-          <w:rStyle w:val="CodeChar"/>
-        </w:rPr>
-        <w:t>k_timer</w:t>
+        <w:t xml:space="preserve">k_timer</w:t>
       </w:r>
       <w:r>
         <w:t xml:space="preserve"> for the same clock drift.</w:t>
@@ -1594,7 +2276,7 @@
         </w:numPr>
       </w:pPr>
       <w:r>
-        <w:t>Send "latest-value-wins" setpoints over RouterBridge at the ~85 ms analytics cadence; timestamp with the DWT counter and log only after the run.</w:t>
+        <w:t xml:space="preserve">Send "latest-value-wins" setpoints over RouterBridge every ~85 ms; log DWT timestamps only after the run.</w:t>
       </w:r>
     </w:p>
     <w:p>
@@ -1618,13 +2300,12 @@
         </w:numPr>
       </w:pPr>
       <w:r>
-        <w:t>Explain the remaining ~250 ppm clock offset; add repeated runs and SoC temperature logging.</w:t>
+        <w:t xml:space="preserve">Explain the ~250 ppm offset; move the second board to DWT timestamps; rerun idle with deep idle states off; add repeated runs and SoC temperature logging.</w:t>
       </w:r>
     </w:p>
-    <w:p/>
     <w:sectPr>
       <w:pgSz w:w="12240" w:h="15840"/>
-      <w:pgMar w:top="1440" w:right="1440" w:bottom="1440" w:left="1440" w:header="720" w:footer="720" w:gutter="0"/>
+      <w:pgMar w:top="864" w:right="1008" w:bottom="864" w:left="1008" w:header="432" w:footer="432" w:gutter="0"/>
       <w:cols w:space="720"/>
     </w:sectPr>
   </w:body>
@@ -1643,7 +2324,7 @@
       <w:lvlText w:val="•"/>
       <w:lvlJc w:val="left"/>
       <w:pPr>
-        <w:ind w:left="720" w:hanging="360"/>
+        <w:ind w:left="360" w:hanging="240"/>
       </w:pPr>
     </w:lvl>
     <w:lvl w:ilvl="1" w:tplc="D1E85A42">
@@ -1729,7 +2410,7 @@
       <w:lvlText w:val="%1."/>
       <w:lvlJc w:val="left"/>
       <w:pPr>
-        <w:ind w:left="720" w:hanging="360"/>
+        <w:ind w:left="360" w:hanging="240"/>
       </w:pPr>
     </w:lvl>
     <w:lvl w:ilvl="1" w:tplc="4EC8D724">
@@ -1835,14 +2516,14 @@
     <w:rPrDefault>
       <w:rPr>
         <w:rFonts w:ascii="Calibri" w:eastAsia="Calibri" w:hAnsi="Calibri" w:cs="Calibri"/>
-        <w:sz w:val="22"/>
-        <w:szCs w:val="22"/>
+        <w:sz w:val="20"/>
+        <w:szCs w:val="20"/>
         <w:lang w:val="en-US" w:eastAsia="zh-CN" w:bidi="ar-SA"/>
       </w:rPr>
     </w:rPrDefault>
     <w:pPrDefault>
       <w:pPr>
-        <w:spacing w:after="160" w:line="259" w:lineRule="auto"/>
+        <w:spacing w:after="60" w:line="240" w:lineRule="auto"/>
       </w:pPr>
     </w:pPrDefault>
   </w:docDefaults>
@@ -2236,12 +2917,12 @@
     <w:qFormat/>
     <w:pPr>
       <w:keepNext/>
-      <w:spacing w:before="360" w:after="120"/>
+      <w:spacing w:before="0" w:after="80"/>
       <w:outlineLvl w:val="0"/>
     </w:pPr>
     <w:rPr>
       <w:b/>
-      <w:sz w:val="32"/>
+      <w:sz w:val="28"/>
     </w:rPr>
   </w:style>
   <w:style w:type="paragraph" w:styleId="Heading2">
@@ -2253,12 +2934,12 @@
     <w:qFormat/>
     <w:pPr>
       <w:keepNext/>
-      <w:spacing w:before="280" w:after="100"/>
+      <w:spacing w:before="120" w:after="40"/>
       <w:outlineLvl w:val="1"/>
     </w:pPr>
     <w:rPr>
       <w:b/>
-      <w:sz w:val="26"/>
+      <w:sz w:val="22"/>
     </w:rPr>
   </w:style>
   <w:style w:type="paragraph" w:styleId="Heading3">
@@ -2394,7 +3075,7 @@
     </w:pPr>
     <w:rPr>
       <w:rFonts w:ascii="Consolas" w:eastAsia="Consolas" w:hAnsi="Consolas" w:cs="Consolas"/>
-      <w:sz w:val="20"/>
+      <w:sz w:val="18"/>
     </w:rPr>
   </w:style>
   <w:style w:type="character" w:customStyle="1" w:styleId="CodeChar">
@@ -2402,7 +3083,7 @@
     <w:link w:val="Code"/>
     <w:rPr>
       <w:rFonts w:ascii="Consolas" w:eastAsia="Consolas" w:hAnsi="Consolas" w:cs="Consolas"/>
-      <w:sz w:val="20"/>
+      <w:sz w:val="18"/>
       <w:shd w:val="clear" w:color="auto" w:fill="F5F5F5"/>
     </w:rPr>
   </w:style>
